--- a/Buch Bayrische Nächte/Monster-Kompendium.docx
+++ b/Buch Bayrische Nächte/Monster-Kompendium.docx
@@ -28,39 +28,7 @@
     </w:p>
     <w:p>
       <w:r>
-        <w:t>Ein kleiner Spuk zählt zu den klassischen Geistern und wurde bislang insbesondere in den verlassenen, verfallenen Innenräumen alter Gemäuer aufgefunden. Vom Äußeren lässt er sich als melonengroße Gaswolke vorstellen, wobei er stets unsichtbar bleibt und keinerlei physikalische Kräfte auf benachbarte Gegenstände oder Personen ausüben kann, soweit bekannt. Die verfügbaren Aufzeichnungen von Abenteurern deuten jedoch darauf hin, dass er mächtige subtile Kräfte besitzt: Einerseits wird von deutlichen Temperatursenkungen in seiner vermuteten Umgebung berichtet, die mindestens 10 Grad betragen können. Andererseits liegen Notizen vor, bei denen es zu optischen Illusionen benachbarter Individuen kam. So wird von geschlossenen statt geöffneten Türen sowie von plötzlich leicht an anderer Stelle liegenden Gegenständen berichtet, wobei die Illusionen im nächsten Augenblick wieder verschwunden waren. Diese Illusionen können für jedes Individuum unterschiedlich ausfallen, auch von der Nervosität tierischer Individuen wird berichtet. Extrem selten sind Aufzeichnungen über den Fang derartiger Geister. Übersetzungen alter sumerischer Schriftrollen legen nahe, dass eine Art Bergkristall in Kombination mit Räucherwerk den Geist in ebenjenem Kristall zu fangen vermag, wobei "</w:t>
-      </w:r>
-      <w:proofErr w:type="spellStart"/>
-      <w:r>
-        <w:t>eyn</w:t>
-      </w:r>
-      <w:proofErr w:type="spellEnd"/>
-      <w:r>
-        <w:t xml:space="preserve"> </w:t>
-      </w:r>
-      <w:proofErr w:type="spellStart"/>
-      <w:r>
-        <w:t>gruenlich</w:t>
-      </w:r>
-      <w:proofErr w:type="spellEnd"/>
-      <w:r>
-        <w:t xml:space="preserve"> Leuchten fortan von jenem Krystalle ausging, besonderes zu </w:t>
-      </w:r>
-      <w:proofErr w:type="spellStart"/>
-      <w:r>
-        <w:t>Zeyten</w:t>
-      </w:r>
-      <w:proofErr w:type="spellEnd"/>
-      <w:r>
-        <w:t xml:space="preserve"> absoluter </w:t>
-      </w:r>
-      <w:proofErr w:type="spellStart"/>
-      <w:r>
-        <w:t>Fynsternis</w:t>
-      </w:r>
-      <w:proofErr w:type="spellEnd"/>
-      <w:r>
-        <w:t>". In Ermangelung der originalen Schriftrollen und entsprechender Erfahrungen muss diese Information, ebenso wie eine mögliche Befreiung des Geistes bei Bruch des Kristalls, zurückhaltend beurteilt werden.</w:t>
+        <w:t>Ein kleiner Spuk zählt zu den klassischen Geistern und wurde bislang insbesondere in den verlassenen, verfallenen Innenräumen alter Gemäuer aufgefunden. Vom Äußeren lässt er sich als melonengroße Gaswolke vorstellen, wobei er stets unsichtbar bleibt und keinerlei physikalische Kräfte auf benachbarte Gegenstände oder Personen ausüben kann, soweit bekannt. Die verfügbaren Aufzeichnungen von Abenteurern deuten jedoch darauf hin, dass er mächtige subtile Kräfte besitzt: Einerseits wird von deutlichen Temperatursenkungen in seiner vermuteten Umgebung berichtet, die mindestens 10 Grad betragen können. Andererseits liegen Notizen vor, bei denen es zu optischen Illusionen benachbarter Individuen kam. So wird von geschlossenen statt geöffneten Türen sowie von plötzlich leicht an anderer Stelle liegenden Gegenständen berichtet, wobei die Illusionen im nächsten Augenblick wieder verschwunden waren. Diese Illusionen können für jedes Individuum unterschiedlich ausfallen, auch von der Nervosität tierischer Individuen wird berichtet. Extrem selten sind Aufzeichnungen über den Fang derartiger Geister. Übersetzungen alter sumerischer Schriftrollen legen nahe, dass eine Art Bergkristall in Kombination mit Räucherwerk den Geist in ebenjenem Kristall zu fangen vermag, wobei "eyn gruenlich Leuchten fortan von jenem Krystalle ausging, besonderes zu Zeyten absoluter Fynsternis". In Ermangelung der originalen Schriftrollen und entsprechender Erfahrungen muss diese Information, ebenso wie eine mögliche Befreiung des Geistes bei Bruch des Kristalls, zurückhaltend beurteilt werden.</w:t>
       </w:r>
     </w:p>
     <w:p>
@@ -98,107 +66,113 @@
     </w:p>
     <w:p>
       <w:pPr>
+        <w:pStyle w:val="berschrift3"/>
+        <w:rPr>
+          <w:lang w:val="en-US"/>
+        </w:rPr>
+      </w:pPr>
+      <w:r>
+        <w:rPr>
+          <w:lang w:val="en-US"/>
+        </w:rPr>
+        <w:t>Zeitgeister (Name finden)</w:t>
+      </w:r>
+    </w:p>
+    <w:p>
+      <w:pPr>
         <w:pStyle w:val="berschrift2"/>
         <w:rPr>
           <w:lang w:val="en-US"/>
         </w:rPr>
       </w:pPr>
-      <w:proofErr w:type="spellStart"/>
       <w:r>
         <w:rPr>
           <w:lang w:val="en-US"/>
         </w:rPr>
         <w:t>Humanoide</w:t>
       </w:r>
-      <w:proofErr w:type="spellEnd"/>
+    </w:p>
+    <w:p>
+      <w:pPr>
+        <w:pStyle w:val="berschrift2"/>
+        <w:rPr>
+          <w:lang w:val="en-US"/>
+        </w:rPr>
+      </w:pPr>
+      <w:r>
+        <w:rPr>
+          <w:lang w:val="en-US"/>
+        </w:rPr>
+        <w:t>Dämonen</w:t>
+      </w:r>
+    </w:p>
+    <w:p>
+      <w:pPr>
+        <w:pStyle w:val="berschrift3"/>
+        <w:rPr>
+          <w:lang w:val="en-US"/>
+        </w:rPr>
+      </w:pPr>
+      <w:r>
+        <w:rPr>
+          <w:lang w:val="en-US"/>
+        </w:rPr>
+        <w:t>Demonseed</w:t>
+      </w:r>
+    </w:p>
+    <w:p>
+      <w:pPr>
+        <w:rPr>
+          <w:lang w:val="en-US"/>
+        </w:rPr>
+      </w:pPr>
+      <w:r>
+        <w:rPr>
+          <w:lang w:val="en-US"/>
+        </w:rPr>
+        <w:t xml:space="preserve">A fledging demon </w:t>
+      </w:r>
+      <w:r>
+        <w:rPr>
+          <w:lang w:val="en-US"/>
+        </w:rPr>
+        <w:t xml:space="preserve">that can use the energy of the Hells to cast minor spells. They appear around unholy places or at botched rituals, as they don’t need the full energy of a ritual to be summoned. They can’t really be summoned, as they appear on will and at random. They can </w:t>
+      </w:r>
+      <w:r>
+        <w:rPr>
+          <w:lang w:val="en-US"/>
+        </w:rPr>
+        <w:lastRenderedPageBreak/>
+        <w:t xml:space="preserve">be very dangerous though, as they attack anyone on will that comes close to their hideout or come out at events of great emotions. They often kill their victims and disfigure them, even wear their skin. They should be hunted without prejudice and be fought with </w:t>
+      </w:r>
+      <w:r>
+        <w:rPr>
+          <w:lang w:val="en-US"/>
+        </w:rPr>
+        <w:t>extreme</w:t>
+      </w:r>
+      <w:r>
+        <w:rPr>
+          <w:lang w:val="en-US"/>
+        </w:rPr>
+        <w:t xml:space="preserve"> caution.</w:t>
+      </w:r>
     </w:p>
     <w:p>
       <w:pPr>
         <w:pStyle w:val="berschrift2"/>
       </w:pPr>
       <w:r>
-        <w:t>Dämonen</w:t>
-      </w:r>
-    </w:p>
-    <w:p>
-      <w:pPr>
-        <w:pStyle w:val="berschrift3"/>
-        <w:rPr>
-          <w:lang w:val="en-US"/>
-        </w:rPr>
-      </w:pPr>
-      <w:proofErr w:type="spellStart"/>
-      <w:r>
-        <w:rPr>
-          <w:lang w:val="en-US"/>
-        </w:rPr>
-        <w:t>Demonseed</w:t>
-      </w:r>
-      <w:proofErr w:type="spellEnd"/>
-    </w:p>
-    <w:p>
-      <w:pPr>
-        <w:rPr>
-          <w:lang w:val="en-US"/>
-        </w:rPr>
-      </w:pPr>
-      <w:r>
-        <w:rPr>
-          <w:lang w:val="en-US"/>
-        </w:rPr>
-        <w:t xml:space="preserve">A fledging demon </w:t>
-      </w:r>
-      <w:r>
-        <w:rPr>
-          <w:lang w:val="en-US"/>
-        </w:rPr>
-        <w:t xml:space="preserve">that can use the energy of the Hells to cast minor spells. They appear around unholy places or at botched rituals, as they don’t need the full energy of a ritual to be summoned. They can’t really be summoned, as they appear on will and at random. They can be very dangerous though, as they attack anyone on will that comes close to their hideout or come out at events of great emotions. They often kill their victims and disfigure them, even </w:t>
-      </w:r>
-      <w:r>
-        <w:rPr>
-          <w:lang w:val="en-US"/>
-        </w:rPr>
-        <w:lastRenderedPageBreak/>
-        <w:t xml:space="preserve">wear their skin. They should be hunted without prejudice and be fought with </w:t>
-      </w:r>
-      <w:r>
-        <w:rPr>
-          <w:lang w:val="en-US"/>
-        </w:rPr>
-        <w:t>extreme</w:t>
-      </w:r>
-      <w:r>
-        <w:rPr>
-          <w:lang w:val="en-US"/>
-        </w:rPr>
-        <w:t xml:space="preserve"> caution.</w:t>
-      </w:r>
-    </w:p>
-    <w:p>
-      <w:pPr>
-        <w:pStyle w:val="berschrift2"/>
-        <w:rPr>
-          <w:lang w:val="en-US"/>
-        </w:rPr>
-      </w:pPr>
-      <w:proofErr w:type="spellStart"/>
-      <w:r>
-        <w:rPr>
-          <w:lang w:val="en-US"/>
-        </w:rPr>
         <w:t>Tierartige</w:t>
       </w:r>
-      <w:proofErr w:type="spellEnd"/>
     </w:p>
     <w:p>
       <w:pPr>
         <w:pStyle w:val="berschrift3"/>
       </w:pPr>
-      <w:proofErr w:type="spellStart"/>
       <w:r>
         <w:t>Thermimp</w:t>
       </w:r>
-      <w:proofErr w:type="spellEnd"/>
     </w:p>
     <w:p>
       <w:r>
@@ -207,23 +181,7 @@
     </w:p>
     <w:p>
       <w:r>
-        <w:t xml:space="preserve">Bei der Belagerung von Gibraltar konnte der </w:t>
-      </w:r>
-      <w:proofErr w:type="spellStart"/>
-      <w:r>
-        <w:t>Thermimp</w:t>
-      </w:r>
-      <w:proofErr w:type="spellEnd"/>
-      <w:r>
-        <w:t xml:space="preserve"> fast die Verteidigung der Briten lahmlegen. Doch ein Vorfahre von </w:t>
-      </w:r>
-      <w:proofErr w:type="spellStart"/>
-      <w:r>
-        <w:t>Haja</w:t>
-      </w:r>
-      <w:proofErr w:type="spellEnd"/>
-      <w:r>
-        <w:t>, ihr Urgroßvater, konnte die Tiere fangen. Erst viel später entkamen sie den Käfigen.</w:t>
+        <w:t>Bei der Belagerung von Gibraltar konnte der Thermimp fast die Verteidigung der Briten lahmlegen. Doch ein Vorfahre von Haja, ihr Urgroßvater, konnte die Tiere fangen. Erst viel später entkamen sie den Käfigen.</w:t>
       </w:r>
     </w:p>
     <w:p>
@@ -241,23 +199,7 @@
     </w:p>
     <w:p>
       <w:r>
-        <w:t>Beispiele für Fähigkeiten: Flugfähigkeit, Regeneration, "</w:t>
-      </w:r>
-      <w:proofErr w:type="spellStart"/>
-      <w:r>
-        <w:t>Geckofüße</w:t>
-      </w:r>
-      <w:proofErr w:type="spellEnd"/>
-      <w:r>
-        <w:t>" (also auf Wänden und evtl. an der Decke laufen (</w:t>
-      </w:r>
-      <w:proofErr w:type="spellStart"/>
-      <w:r>
-        <w:t>vllt</w:t>
-      </w:r>
-      <w:proofErr w:type="spellEnd"/>
-      <w:r>
-        <w:t>. je nach Entfernung unterschiedlich starke Haftkräfte)), Unsichtbarkeit, Teleportation, Brennen, Immunität gegen was Bestimmtes, Kontaktgiftigkeit, generelle Verstärkung (Kraft etc.), wenn einer stirbt werden die anderen stärker, Reflexe, Selbstzerstörung, ...</w:t>
+        <w:t>Beispiele für Fähigkeiten: Flugfähigkeit, Regeneration, "Geckofüße" (also auf Wänden und evtl. an der Decke laufen (vllt. je nach Entfernung unterschiedlich starke Haftkräfte)), Unsichtbarkeit, Teleportation, Brennen, Immunität gegen was Bestimmtes, Kontaktgiftigkeit, generelle Verstärkung (Kraft etc.), wenn einer stirbt werden die anderen stärker, Reflexe, Selbstzerstörung, ...</w:t>
       </w:r>
     </w:p>
     <w:p>
@@ -286,14 +228,12 @@
       <w:pPr>
         <w:pStyle w:val="berschrift3"/>
       </w:pPr>
-      <w:proofErr w:type="spellStart"/>
       <w:r>
         <w:t>S</w:t>
       </w:r>
       <w:r>
         <w:t>kunumati</w:t>
       </w:r>
-      <w:proofErr w:type="spellEnd"/>
     </w:p>
     <w:p>
       <w:r>

--- a/Buch Bayrische Nächte/Monster-Kompendium.docx
+++ b/Buch Bayrische Nächte/Monster-Kompendium.docx
@@ -28,7 +28,13 @@
     </w:p>
     <w:p>
       <w:r>
-        <w:t>Ein kleiner Spuk zählt zu den klassischen Geistern und wurde bislang insbesondere in den verlassenen, verfallenen Innenräumen alter Gemäuer aufgefunden. Vom Äußeren lässt er sich als melonengroße Gaswolke vorstellen, wobei er stets unsichtbar bleibt und keinerlei physikalische Kräfte auf benachbarte Gegenstände oder Personen ausüben kann, soweit bekannt. Die verfügbaren Aufzeichnungen von Abenteurern deuten jedoch darauf hin, dass er mächtige subtile Kräfte besitzt: Einerseits wird von deutlichen Temperatursenkungen in seiner vermuteten Umgebung berichtet, die mindestens 10 Grad betragen können. Andererseits liegen Notizen vor, bei denen es zu optischen Illusionen benachbarter Individuen kam. So wird von geschlossenen statt geöffneten Türen sowie von plötzlich leicht an anderer Stelle liegenden Gegenständen berichtet, wobei die Illusionen im nächsten Augenblick wieder verschwunden waren. Diese Illusionen können für jedes Individuum unterschiedlich ausfallen, auch von der Nervosität tierischer Individuen wird berichtet. Extrem selten sind Aufzeichnungen über den Fang derartiger Geister. Übersetzungen alter sumerischer Schriftrollen legen nahe, dass eine Art Bergkristall in Kombination mit Räucherwerk den Geist in ebenjenem Kristall zu fangen vermag, wobei "eyn gruenlich Leuchten fortan von jenem Krystalle ausging, besonderes zu Zeyten absoluter Fynsternis". In Ermangelung der originalen Schriftrollen und entsprechender Erfahrungen muss diese Information, ebenso wie eine mögliche Befreiung des Geistes bei Bruch des Kristalls, zurückhaltend beurteilt werden.</w:t>
+        <w:t>Ein kleiner Spuk zählt zu den klassischen Geistern und wurde bislang insbesondere in den verlassenen, verfallenen Innenräumen alter Gemäuer aufgefunden. Vom Äußeren lässt er sich als melonengroße Gaswolke vorstellen, wobei er stets unsichtbar bleibt und keinerlei physikalische Kräfte auf benachbarte Gegenstände oder Personen ausüben kann, soweit bekannt. Die verfügbaren Aufzeichnungen von Abenteurern deuten jedoch darauf hin, dass er mächtige subtile Kräfte besitzt: Einerseits wird von deutlichen Temperatursenkungen in seiner vermuteten Umgebung berichtet, die mindestens 10 Grad betragen können. Andererseits liegen Notizen vor, bei denen es zu optischen Illusionen benachbarter Individuen kam. So wird von geschlossenen statt geöffneten Türen sowie von plötzlich leicht an anderer Stelle liegenden Gegenständen berichtet, wobei die Illusionen im nächsten Augenblick wieder verschwunden waren. Diese Illusionen können für jedes Individuum unterschiedlich ausfallen, auch von der Nervosität tierischer Individuen wird berichtet. Extrem selten sind Aufzeichnungen über den Fang derartiger Geister. Übersetzungen alter sumerischer Schriftrollen legen nahe, dass eine Art Bergkristall in Kombination mit Räucherwerk den Geist in ebenjenem Kristall zu fangen vermag, wobei "eyn gruenlich Leuchten fortan von je</w:t>
+      </w:r>
+      <w:r>
+        <w:t>m</w:t>
+      </w:r>
+      <w:r>
+        <w:t xml:space="preserve"> Krystalle ausging, besonderes zu Zeyten absolter Fynsternis". In Ermangelung der originalen Schriftrollen und entsprechender Erfahrungen muss diese Information, ebenso wie eine mögliche Befreiung des Geistes bei Bruch des Kristalls, zurückhaltend beurteilt werden.</w:t>
       </w:r>
     </w:p>
     <w:p>
@@ -67,56 +73,46 @@
     <w:p>
       <w:pPr>
         <w:pStyle w:val="berschrift3"/>
-        <w:rPr>
-          <w:lang w:val="en-US"/>
-        </w:rPr>
-      </w:pPr>
-      <w:r>
-        <w:rPr>
-          <w:lang w:val="en-US"/>
-        </w:rPr>
-        <w:t>Zeitgeister (Name finden)</w:t>
+      </w:pPr>
+      <w:bookmarkStart w:id="0" w:name="_Hlk221482768"/>
+      <w:r>
+        <w:t>Temprest</w:t>
+      </w:r>
+      <w:r>
+        <w:t>s</w:t>
+      </w:r>
+      <w:r>
+        <w:t xml:space="preserve"> </w:t>
+      </w:r>
+      <w:bookmarkEnd w:id="0"/>
+      <w:r>
+        <w:t>(</w:t>
+      </w:r>
+      <w:r>
+        <w:t>Zeitgeister)</w:t>
       </w:r>
     </w:p>
     <w:p>
       <w:pPr>
         <w:pStyle w:val="berschrift2"/>
-        <w:rPr>
-          <w:lang w:val="en-US"/>
-        </w:rPr>
-      </w:pPr>
-      <w:r>
-        <w:rPr>
-          <w:lang w:val="en-US"/>
-        </w:rPr>
+      </w:pPr>
+      <w:r>
         <w:t>Humanoide</w:t>
       </w:r>
     </w:p>
     <w:p>
       <w:pPr>
         <w:pStyle w:val="berschrift2"/>
-        <w:rPr>
-          <w:lang w:val="en-US"/>
-        </w:rPr>
-      </w:pPr>
-      <w:r>
-        <w:rPr>
-          <w:lang w:val="en-US"/>
-        </w:rPr>
+      </w:pPr>
+      <w:r>
         <w:t>Dämonen</w:t>
       </w:r>
     </w:p>
     <w:p>
       <w:pPr>
         <w:pStyle w:val="berschrift3"/>
-        <w:rPr>
-          <w:lang w:val="en-US"/>
-        </w:rPr>
-      </w:pPr>
-      <w:r>
-        <w:rPr>
-          <w:lang w:val="en-US"/>
-        </w:rPr>
+      </w:pPr>
+      <w:r>
         <w:t>Demonseed</w:t>
       </w:r>
     </w:p>
@@ -258,6 +254,20 @@
     <w:p>
       <w:r>
         <w:t>Man kann mit dem Auge leben und dessen Fähigkeiten nutzen, falls man es beherrschen kann. Dabei bleibt aber immer noch das Risiko, dass man vom Auge übernommen wird. Mit diesen Fähigkeiten kann man Informationen von Menschen erfahren, wenn man sie nur anblickt. Z.B. das Alter, den Namen, Krankheiten etc. Beherrscht man es vollkommen und ersetzt beide Augen so kann man sogar Gedanken lesen.</w:t>
+      </w:r>
+    </w:p>
+    <w:p>
+      <w:pPr>
+        <w:pStyle w:val="berschrift2"/>
+      </w:pPr>
+      <w:r>
+        <w:lastRenderedPageBreak/>
+        <w:t>Changeling</w:t>
+      </w:r>
+    </w:p>
+    <w:p>
+      <w:r>
+        <w:t>Monster mit der Fähigkeit ihr Äußeres zu verändern. Agieren meist als Symbiont in einem Host, um diesem die Fähigkeit der Änderung zu geben. Im Gegenzug ernährt es sich vom Host.</w:t>
       </w:r>
     </w:p>
     <w:sectPr>
